--- a/security-connections-among-devices/connections-among-devices.docx
+++ b/security-connections-among-devices/connections-among-devices.docx
@@ -48,7 +48,29 @@
           <w:szCs w:val="36"/>
           <w:lang w:val="en-US"/>
         </w:rPr>
-        <w:t xml:space="preserve">When Smart Device, Smartphone, Smart TV try to connect to another Device, then We should provide security to that </w:t>
+        <w:t xml:space="preserve">When Smart Device, Smartphone, Smart TV try to connect to another Device, then </w:t>
+      </w:r>
+      <w:r>
+        <w:rPr>
+          <w:rFonts w:ascii="Century Gothic" w:hAnsi="Century Gothic"/>
+          <w:spacing w:val="12"/>
+          <w:sz w:val="36"/>
+          <w:szCs w:val="36"/>
+          <w:lang w:val="en-US"/>
+        </w:rPr>
+        <w:t>w</w:t>
+      </w:r>
+      <w:bookmarkStart w:id="0" w:name="_GoBack"/>
+      <w:bookmarkEnd w:id="0"/>
+      <w:r>
+        <w:rPr>
+          <w:rFonts w:ascii="Century Gothic" w:hAnsi="Century Gothic"/>
+          <w:spacing w:val="12"/>
+          <w:sz w:val="36"/>
+          <w:szCs w:val="36"/>
+          <w:lang w:val="en-US"/>
+        </w:rPr>
+        <w:t xml:space="preserve">e should provide security to that </w:t>
       </w:r>
       <w:r>
         <w:rPr>
@@ -82,8 +104,6 @@
           <w:lang w:val="en-US"/>
         </w:rPr>
       </w:pPr>
-      <w:bookmarkStart w:id="0" w:name="_GoBack"/>
-      <w:bookmarkEnd w:id="0"/>
     </w:p>
     <w:p>
       <w:pPr>
